--- a/TS Jatai Ghanam Project/TS 4.2/TS 4.2 Ghanam Sanskrit Corrections.docx
+++ b/TS Jatai Ghanam Project/TS 4.2/TS 4.2 Ghanam Sanskrit Corrections.docx
@@ -1,7 +1,359 @@
 
 <file path=word/document.xml><?xml version="1.0" encoding="utf-8"?>
-<w:document xmlns:wpc="http://schemas.microsoft.com/office/word/2010/wordprocessingCanvas" xmlns:cx="http://schemas.microsoft.com/office/drawing/2014/chartex" xmlns:cx1="http://schemas.microsoft.com/office/drawing/2015/9/8/chartex" xmlns:cx2="http://schemas.microsoft.com/office/drawing/2015/10/21/chartex" xmlns:cx3="http://schemas.microsoft.com/office/drawing/2016/5/9/chartex" xmlns:cx4="http://schemas.microsoft.com/office/drawing/2016/5/10/chartex" xmlns:cx5="http://schemas.microsoft.com/office/drawing/2016/5/11/chartex" xmlns:cx6="http://schemas.microsoft.com/office/drawing/2016/5/12/chartex" xmlns:cx7="http://schemas.microsoft.com/office/drawing/2016/5/13/chartex" xmlns:cx8="http://schemas.microsoft.com/office/drawing/2016/5/14/chartex" xmlns:mc="http://schemas.openxmlformats.org/markup-compatibility/2006" xmlns:aink="http://schemas.microsoft.com/office/drawing/2016/ink" xmlns:am3d="http://schemas.microsoft.com/office/drawing/2017/model3d" xmlns:o="urn:schemas-microsoft-com:office:office" xmlns:oel="http://schemas.microsoft.com/office/2019/extlst" xmlns:r="http://schemas.openxmlformats.org/officeDocument/2006/relationships" xmlns:m="http://schemas.openxmlformats.org/officeDocument/2006/math" xmlns:v="urn:schemas-microsoft-com:vml" xmlns:wp14="http://schemas.microsoft.com/office/word/2010/wordprocessingDrawing" xmlns:wp="http://schemas.openxmlformats.org/drawingml/2006/wordprocessingDrawing" xmlns:w10="urn:schemas-microsoft-com:office:word" xmlns:w="http://schemas.openxmlformats.org/wordprocessingml/2006/main" xmlns:w14="http://schemas.microsoft.com/office/word/2010/wordml" xmlns:w15="http://schemas.microsoft.com/office/word/2012/wordml" xmlns:w16cex="http://schemas.microsoft.com/office/word/2018/wordml/cex" xmlns:w16cid="http://schemas.microsoft.com/office/word/2016/wordml/cid" xmlns:w16="http://schemas.microsoft.com/office/word/2018/wordml" xmlns:w16sdtdh="http://schemas.microsoft.com/office/word/2020/wordml/sdtdatahash" xmlns:w16se="http://schemas.microsoft.com/office/word/2015/wordml/symex" xmlns:wpg="http://schemas.microsoft.com/office/word/2010/wordprocessingGroup" xmlns:wpi="http://schemas.microsoft.com/office/word/2010/wordprocessingInk" xmlns:wne="http://schemas.microsoft.com/office/word/2006/wordml" xmlns:wps="http://schemas.microsoft.com/office/word/2010/wordprocessingShape" mc:Ignorable="w14 w15 w16se w16cid w16 w16cex w16sdtdh wp14">
+<w:document xmlns:wpc="http://schemas.microsoft.com/office/word/2010/wordprocessingCanvas" xmlns:cx="http://schemas.microsoft.com/office/drawing/2014/chartex" xmlns:cx1="http://schemas.microsoft.com/office/drawing/2015/9/8/chartex" xmlns:cx2="http://schemas.microsoft.com/office/drawing/2015/10/21/chartex" xmlns:cx3="http://schemas.microsoft.com/office/drawing/2016/5/9/chartex" xmlns:cx4="http://schemas.microsoft.com/office/drawing/2016/5/10/chartex" xmlns:cx5="http://schemas.microsoft.com/office/drawing/2016/5/11/chartex" xmlns:cx6="http://schemas.microsoft.com/office/drawing/2016/5/12/chartex" xmlns:cx7="http://schemas.microsoft.com/office/drawing/2016/5/13/chartex" xmlns:cx8="http://schemas.microsoft.com/office/drawing/2016/5/14/chartex" xmlns:mc="http://schemas.openxmlformats.org/markup-compatibility/2006" xmlns:aink="http://schemas.microsoft.com/office/drawing/2016/ink" xmlns:am3d="http://schemas.microsoft.com/office/drawing/2017/model3d" xmlns:o="urn:schemas-microsoft-com:office:office" xmlns:oel="http://schemas.microsoft.com/office/2019/extlst" xmlns:r="http://schemas.openxmlformats.org/officeDocument/2006/relationships" xmlns:m="http://schemas.openxmlformats.org/officeDocument/2006/math" xmlns:v="urn:schemas-microsoft-com:vml" xmlns:wp14="http://schemas.microsoft.com/office/word/2010/wordprocessingDrawing" xmlns:wp="http://schemas.openxmlformats.org/drawingml/2006/wordprocessingDrawing" xmlns:w10="urn:schemas-microsoft-com:office:word" xmlns:w="http://schemas.openxmlformats.org/wordprocessingml/2006/main" xmlns:w14="http://schemas.microsoft.com/office/word/2010/wordml" xmlns:w15="http://schemas.microsoft.com/office/word/2012/wordml" xmlns:w16cex="http://schemas.microsoft.com/office/word/2018/wordml/cex" xmlns:w16cid="http://schemas.microsoft.com/office/word/2016/wordml/cid" xmlns:w16="http://schemas.microsoft.com/office/word/2018/wordml" xmlns:w16du="http://schemas.microsoft.com/office/word/2023/wordml/word16du" xmlns:w16sdtdh="http://schemas.microsoft.com/office/word/2020/wordml/sdtdatahash" xmlns:w16sdtfl="http://schemas.microsoft.com/office/word/2024/wordml/sdtformatlock" xmlns:w16se="http://schemas.microsoft.com/office/word/2015/wordml/symex" xmlns:wpg="http://schemas.microsoft.com/office/word/2010/wordprocessingGroup" xmlns:wpi="http://schemas.microsoft.com/office/word/2010/wordprocessingInk" xmlns:wne="http://schemas.microsoft.com/office/word/2006/wordml" xmlns:wps="http://schemas.microsoft.com/office/word/2010/wordprocessingShape" mc:Ignorable="w14 w15 w16se w16cid w16 w16cex w16sdtdh w16sdtfl w16du wp14">
   <w:body>
+    <w:p>
+      <w:pPr>
+        <w:spacing w:before="0" w:line="240" w:lineRule="auto"/>
+        <w:jc w:val="center"/>
+        <w:rPr>
+          <w:b/>
+          <w:bCs/>
+          <w:sz w:val="32"/>
+          <w:szCs w:val="32"/>
+          <w:u w:val="single"/>
+        </w:rPr>
+      </w:pPr>
+      <w:r>
+        <w:rPr>
+          <w:b/>
+          <w:bCs/>
+          <w:sz w:val="32"/>
+          <w:szCs w:val="32"/>
+          <w:u w:val="single"/>
+        </w:rPr>
+        <w:t xml:space="preserve">TS </w:t>
+      </w:r>
+      <w:r>
+        <w:rPr>
+          <w:b/>
+          <w:bCs/>
+          <w:sz w:val="32"/>
+          <w:szCs w:val="32"/>
+          <w:u w:val="single"/>
+        </w:rPr>
+        <w:t xml:space="preserve">Ghanam </w:t>
+      </w:r>
+      <w:r>
+        <w:rPr>
+          <w:b/>
+          <w:bCs/>
+          <w:sz w:val="32"/>
+          <w:szCs w:val="32"/>
+          <w:u w:val="single"/>
+        </w:rPr>
+        <w:t xml:space="preserve"> </w:t>
+      </w:r>
+      <w:r>
+        <w:rPr>
+          <w:b/>
+          <w:bCs/>
+          <w:sz w:val="32"/>
+          <w:szCs w:val="32"/>
+          <w:u w:val="single"/>
+        </w:rPr>
+        <w:t xml:space="preserve">– TS </w:t>
+      </w:r>
+      <w:r>
+        <w:rPr>
+          <w:b/>
+          <w:bCs/>
+          <w:sz w:val="32"/>
+          <w:szCs w:val="32"/>
+          <w:u w:val="single"/>
+        </w:rPr>
+        <w:t>4.2</w:t>
+      </w:r>
+      <w:r>
+        <w:rPr>
+          <w:b/>
+          <w:bCs/>
+          <w:sz w:val="32"/>
+          <w:szCs w:val="32"/>
+          <w:u w:val="single"/>
+        </w:rPr>
+        <w:t xml:space="preserve"> </w:t>
+      </w:r>
+      <w:r>
+        <w:rPr>
+          <w:b/>
+          <w:bCs/>
+          <w:sz w:val="32"/>
+          <w:szCs w:val="32"/>
+          <w:u w:val="single"/>
+        </w:rPr>
+        <w:t>Sanskrit</w:t>
+      </w:r>
+      <w:r>
+        <w:rPr>
+          <w:b/>
+          <w:bCs/>
+          <w:sz w:val="32"/>
+          <w:szCs w:val="32"/>
+          <w:u w:val="single"/>
+        </w:rPr>
+        <w:t xml:space="preserve"> Corrections –</w:t>
+      </w:r>
+      <w:r>
+        <w:rPr>
+          <w:b/>
+          <w:bCs/>
+          <w:sz w:val="32"/>
+          <w:szCs w:val="32"/>
+          <w:u w:val="single"/>
+        </w:rPr>
+        <w:t xml:space="preserve"> </w:t>
+      </w:r>
+      <w:r>
+        <w:rPr>
+          <w:b/>
+          <w:bCs/>
+          <w:sz w:val="32"/>
+          <w:szCs w:val="32"/>
+          <w:u w:val="single"/>
+        </w:rPr>
+        <w:t xml:space="preserve">Observed till </w:t>
+      </w:r>
+      <w:r>
+        <w:rPr>
+          <w:b/>
+          <w:bCs/>
+          <w:sz w:val="32"/>
+          <w:szCs w:val="32"/>
+          <w:u w:val="single"/>
+        </w:rPr>
+        <w:t>31st Oct 2026</w:t>
+      </w:r>
+    </w:p>
+    <w:p>
+      <w:pPr>
+        <w:spacing w:before="0" w:line="240" w:lineRule="auto"/>
+        <w:jc w:val="center"/>
+        <w:rPr>
+          <w:b/>
+          <w:bCs/>
+          <w:sz w:val="28"/>
+          <w:szCs w:val="32"/>
+        </w:rPr>
+      </w:pPr>
+      <w:r>
+        <w:rPr>
+          <w:b/>
+          <w:bCs/>
+          <w:sz w:val="28"/>
+          <w:szCs w:val="32"/>
+        </w:rPr>
+        <w:t>(ignore those which are already incorporated in your book’s version and date)</w:t>
+      </w:r>
+    </w:p>
+    <w:tbl>
+      <w:tblPr>
+        <w:tblW w:w="14537" w:type="dxa"/>
+        <w:tblInd w:w="-792" w:type="dxa"/>
+        <w:tblBorders>
+          <w:top w:val="single" w:sz="4" w:space="0" w:color="000000"/>
+          <w:left w:val="single" w:sz="4" w:space="0" w:color="000000"/>
+          <w:bottom w:val="single" w:sz="4" w:space="0" w:color="000000"/>
+          <w:right w:val="single" w:sz="4" w:space="0" w:color="000000"/>
+          <w:insideH w:val="single" w:sz="4" w:space="0" w:color="000000"/>
+          <w:insideV w:val="single" w:sz="4" w:space="0" w:color="000000"/>
+        </w:tblBorders>
+        <w:tblLook w:val="04A0" w:firstRow="1" w:lastRow="0" w:firstColumn="1" w:lastColumn="0" w:noHBand="0" w:noVBand="1"/>
+      </w:tblPr>
+      <w:tblGrid>
+        <w:gridCol w:w="7166"/>
+        <w:gridCol w:w="7371"/>
+      </w:tblGrid>
+      <w:tr>
+        <w:tc>
+          <w:tcPr>
+            <w:tcW w:w="7166" w:type="dxa"/>
+          </w:tcPr>
+          <w:p>
+            <w:pPr>
+              <w:spacing w:before="0" w:line="240" w:lineRule="auto"/>
+              <w:jc w:val="center"/>
+              <w:rPr>
+                <w:b/>
+                <w:sz w:val="32"/>
+                <w:szCs w:val="32"/>
+              </w:rPr>
+            </w:pPr>
+            <w:r>
+              <w:rPr>
+                <w:b/>
+                <w:sz w:val="32"/>
+                <w:szCs w:val="32"/>
+              </w:rPr>
+              <w:t>As Printed</w:t>
+            </w:r>
+          </w:p>
+        </w:tc>
+        <w:tc>
+          <w:tcPr>
+            <w:tcW w:w="7371" w:type="dxa"/>
+          </w:tcPr>
+          <w:p>
+            <w:pPr>
+              <w:spacing w:before="0" w:line="240" w:lineRule="auto"/>
+              <w:ind w:right="-18"/>
+              <w:jc w:val="center"/>
+              <w:rPr>
+                <w:b/>
+                <w:sz w:val="32"/>
+                <w:szCs w:val="32"/>
+              </w:rPr>
+            </w:pPr>
+            <w:r>
+              <w:rPr>
+                <w:b/>
+                <w:sz w:val="32"/>
+                <w:szCs w:val="32"/>
+              </w:rPr>
+              <w:t>To be read as or corrected as</w:t>
+            </w:r>
+            <w:r>
+              <w:rPr>
+                <w:b/>
+                <w:sz w:val="32"/>
+                <w:szCs w:val="32"/>
+              </w:rPr>
+              <w:t xml:space="preserve"> </w:t>
+            </w:r>
+          </w:p>
+        </w:tc>
+      </w:tr>
+      <w:tr>
+        <w:trPr>
+          <w:trHeight w:val="488"/>
+        </w:trPr>
+        <w:tc>
+          <w:tcPr>
+            <w:tcW w:w="7166" w:type="dxa"/>
+            <w:tcBorders>
+              <w:top w:val="single" w:sz="4" w:space="0" w:color="000000"/>
+              <w:left w:val="single" w:sz="4" w:space="0" w:color="000000"/>
+              <w:bottom w:val="single" w:sz="4" w:space="0" w:color="000000"/>
+              <w:right w:val="single" w:sz="4" w:space="0" w:color="000000"/>
+            </w:tcBorders>
+          </w:tcPr>
+          <w:p>
+            <w:pPr>
+              <w:widowControl w:val="0"/>
+              <w:autoSpaceDE w:val="0"/>
+              <w:autoSpaceDN w:val="0"/>
+              <w:adjustRightInd w:val="0"/>
+              <w:spacing w:before="0" w:line="240" w:lineRule="auto"/>
+              <w:jc w:val="center"/>
+              <w:rPr>
+                <w:rFonts w:cs="BRH Malayalam Extra"/>
+                <w:b/>
+                <w:bCs/>
+                <w:szCs w:val="40"/>
+              </w:rPr>
+            </w:pPr>
+            <w:r>
+              <w:rPr>
+                <w:rFonts w:cs="BRH Malayalam Extra"/>
+                <w:b/>
+                <w:bCs/>
+                <w:szCs w:val="40"/>
+                <w:lang w:val="it-IT"/>
+              </w:rPr>
+              <w:t xml:space="preserve">None, None. None, None, None. </w:t>
+            </w:r>
+            <w:r>
+              <w:rPr>
+                <w:rFonts w:cs="BRH Malayalam Extra"/>
+                <w:b/>
+                <w:bCs/>
+                <w:szCs w:val="40"/>
+              </w:rPr>
+              <w:t>None</w:t>
+            </w:r>
+          </w:p>
+        </w:tc>
+        <w:tc>
+          <w:tcPr>
+            <w:tcW w:w="7371" w:type="dxa"/>
+            <w:tcBorders>
+              <w:top w:val="single" w:sz="4" w:space="0" w:color="000000"/>
+              <w:left w:val="single" w:sz="4" w:space="0" w:color="000000"/>
+              <w:bottom w:val="single" w:sz="4" w:space="0" w:color="000000"/>
+              <w:right w:val="single" w:sz="4" w:space="0" w:color="000000"/>
+            </w:tcBorders>
+          </w:tcPr>
+          <w:p>
+            <w:pPr>
+              <w:widowControl w:val="0"/>
+              <w:autoSpaceDE w:val="0"/>
+              <w:autoSpaceDN w:val="0"/>
+              <w:adjustRightInd w:val="0"/>
+              <w:spacing w:before="0" w:line="240" w:lineRule="auto"/>
+              <w:rPr>
+                <w:rFonts w:cs="BRH Malayalam Extra"/>
+                <w:szCs w:val="40"/>
+              </w:rPr>
+            </w:pPr>
+            <w:r>
+              <w:rPr>
+                <w:rFonts w:cs="BRH Malayalam Extra"/>
+                <w:b/>
+                <w:bCs/>
+                <w:szCs w:val="40"/>
+                <w:lang w:val="it-IT"/>
+              </w:rPr>
+              <w:t xml:space="preserve">None, None. None, None, None. </w:t>
+            </w:r>
+            <w:r>
+              <w:rPr>
+                <w:rFonts w:cs="BRH Malayalam Extra"/>
+                <w:b/>
+                <w:bCs/>
+                <w:szCs w:val="40"/>
+              </w:rPr>
+              <w:t>None</w:t>
+            </w:r>
+          </w:p>
+        </w:tc>
+      </w:tr>
+    </w:tbl>
+    <w:p>
+      <w:pPr>
+        <w:spacing w:before="0" w:line="240" w:lineRule="auto"/>
+        <w:jc w:val="center"/>
+        <w:rPr>
+          <w:b/>
+          <w:bCs/>
+          <w:sz w:val="32"/>
+          <w:szCs w:val="32"/>
+          <w:u w:val="single"/>
+        </w:rPr>
+      </w:pPr>
+      <w:r>
+        <w:rPr>
+          <w:b/>
+          <w:bCs/>
+          <w:sz w:val="32"/>
+          <w:szCs w:val="32"/>
+          <w:u w:val="single"/>
+        </w:rPr>
+        <w:t>===============</w:t>
+      </w:r>
+    </w:p>
+    <w:p>
+      <w:pPr>
+        <w:spacing w:before="0" w:line="240" w:lineRule="auto"/>
+        <w:jc w:val="center"/>
+        <w:rPr>
+          <w:b/>
+          <w:bCs/>
+          <w:sz w:val="32"/>
+          <w:szCs w:val="32"/>
+          <w:u w:val="single"/>
+        </w:rPr>
+      </w:pPr>
+    </w:p>
     <w:p>
       <w:pPr>
         <w:spacing w:before="0" w:line="240" w:lineRule="auto"/>
@@ -280,7 +632,6 @@
               </w:rPr>
               <w:t>(</w:t>
             </w:r>
-            <w:proofErr w:type="gramStart"/>
             <w:r>
               <w:rPr>
                 <w:rFonts w:cs="BRH Devanagari Extra"/>
@@ -298,7 +649,6 @@
               </w:rPr>
               <w:t>)[</w:t>
             </w:r>
-            <w:proofErr w:type="gramEnd"/>
             <w:r>
               <w:rPr>
                 <w:rFonts w:cs="BRH Devanagari Extra"/>
@@ -623,7 +973,6 @@
               </w:rPr>
               <w:t>(</w:t>
             </w:r>
-            <w:proofErr w:type="gramStart"/>
             <w:r>
               <w:rPr>
                 <w:rFonts w:cs="BRH Devanagari Extra"/>
@@ -641,7 +990,6 @@
               </w:rPr>
               <w:t>)[</w:t>
             </w:r>
-            <w:proofErr w:type="gramEnd"/>
             <w:r>
               <w:rPr>
                 <w:rFonts w:cs="BRH Devanagari Extra"/>
@@ -927,7 +1275,6 @@
               </w:rPr>
               <w:t>(</w:t>
             </w:r>
-            <w:proofErr w:type="gramStart"/>
             <w:r>
               <w:rPr>
                 <w:rFonts w:cs="BRH Devanagari Extra"/>
@@ -945,7 +1292,6 @@
               </w:rPr>
               <w:t>)[</w:t>
             </w:r>
-            <w:proofErr w:type="gramEnd"/>
             <w:r>
               <w:rPr>
                 <w:rFonts w:cs="BRH Devanagari Extra"/>
@@ -1288,7 +1634,6 @@
               </w:rPr>
               <w:t>(</w:t>
             </w:r>
-            <w:proofErr w:type="gramStart"/>
             <w:r>
               <w:rPr>
                 <w:rFonts w:cs="BRH Devanagari Extra"/>
@@ -1306,7 +1651,6 @@
               </w:rPr>
               <w:t>)[</w:t>
             </w:r>
-            <w:proofErr w:type="gramEnd"/>
             <w:r>
               <w:rPr>
                 <w:rFonts w:cs="BRH Devanagari Extra"/>
@@ -1616,7 +1960,7 @@
       </w:tr>
       <w:tr>
         <w:trPr>
-          <w:trHeight w:val="1084"/>
+          <w:trHeight w:val="1368"/>
         </w:trPr>
         <w:tc>
           <w:tcPr>
@@ -1651,7 +1995,6 @@
               </w:rPr>
               <w:t>(</w:t>
             </w:r>
-            <w:proofErr w:type="gramStart"/>
             <w:r>
               <w:rPr>
                 <w:rFonts w:cs="BRH Devanagari Extra"/>
@@ -1669,7 +2012,6 @@
               </w:rPr>
               <w:t>)[</w:t>
             </w:r>
-            <w:proofErr w:type="gramEnd"/>
             <w:r>
               <w:rPr>
                 <w:rFonts w:cs="BRH Devanagari Extra"/>
@@ -2026,16 +2368,31 @@
                 <w:szCs w:val="32"/>
               </w:rPr>
             </w:pPr>
-            <w:r>
-              <w:rPr>
-                <w:rFonts w:ascii="BRH Devanagari Extra" w:hAnsi="BRH Devanagari Extra" w:cs="BRH Devanagari Extra"/>
-                <w:color w:val="000000"/>
-                <w:sz w:val="32"/>
-                <w:szCs w:val="32"/>
-              </w:rPr>
+          </w:p>
+          <w:p>
+            <w:pPr>
+              <w:widowControl w:val="0"/>
+              <w:autoSpaceDE w:val="0"/>
+              <w:autoSpaceDN w:val="0"/>
+              <w:adjustRightInd w:val="0"/>
+              <w:spacing w:before="0" w:line="240" w:lineRule="auto"/>
+              <w:rPr>
+                <w:rFonts w:ascii="BRH Devanagari Extra" w:hAnsi="BRH Devanagari Extra" w:cs="BRH Devanagari Extra"/>
+                <w:color w:val="000000"/>
+                <w:sz w:val="32"/>
+                <w:szCs w:val="32"/>
+              </w:rPr>
+            </w:pPr>
+            <w:r>
+              <w:rPr>
+                <w:rFonts w:ascii="BRH Devanagari Extra" w:hAnsi="BRH Devanagari Extra" w:cs="BRH Devanagari Extra"/>
+                <w:color w:val="000000"/>
+                <w:sz w:val="32"/>
+                <w:szCs w:val="32"/>
+              </w:rPr>
+              <w:lastRenderedPageBreak/>
               <w:t>(</w:t>
             </w:r>
-            <w:proofErr w:type="gramStart"/>
             <w:r>
               <w:rPr>
                 <w:rFonts w:cs="BRH Devanagari Extra"/>
@@ -2053,7 +2410,6 @@
               </w:rPr>
               <w:t>)[</w:t>
             </w:r>
-            <w:proofErr w:type="gramEnd"/>
             <w:r>
               <w:rPr>
                 <w:rFonts w:cs="BRH Devanagari Extra"/>
@@ -2337,9 +2693,9 @@
                 <w:sz w:val="32"/>
                 <w:szCs w:val="32"/>
               </w:rPr>
+              <w:lastRenderedPageBreak/>
               <w:t>(</w:t>
             </w:r>
-            <w:proofErr w:type="gramStart"/>
             <w:r>
               <w:rPr>
                 <w:rFonts w:cs="BRH Devanagari Extra"/>
@@ -2357,7 +2713,6 @@
               </w:rPr>
               <w:t>)[</w:t>
             </w:r>
-            <w:proofErr w:type="gramEnd"/>
             <w:r>
               <w:rPr>
                 <w:rFonts w:cs="BRH Devanagari Extra"/>
@@ -2748,16 +3103,31 @@
                 <w:szCs w:val="32"/>
               </w:rPr>
             </w:pPr>
-            <w:r>
-              <w:rPr>
-                <w:rFonts w:ascii="BRH Devanagari Extra" w:hAnsi="BRH Devanagari Extra" w:cs="BRH Devanagari Extra"/>
-                <w:color w:val="000000"/>
-                <w:sz w:val="32"/>
-                <w:szCs w:val="32"/>
-              </w:rPr>
+          </w:p>
+          <w:p>
+            <w:pPr>
+              <w:widowControl w:val="0"/>
+              <w:autoSpaceDE w:val="0"/>
+              <w:autoSpaceDN w:val="0"/>
+              <w:adjustRightInd w:val="0"/>
+              <w:spacing w:before="0" w:line="240" w:lineRule="auto"/>
+              <w:rPr>
+                <w:rFonts w:ascii="BRH Devanagari Extra" w:hAnsi="BRH Devanagari Extra" w:cs="BRH Devanagari Extra"/>
+                <w:color w:val="000000"/>
+                <w:sz w:val="32"/>
+                <w:szCs w:val="32"/>
+              </w:rPr>
+            </w:pPr>
+            <w:r>
+              <w:rPr>
+                <w:rFonts w:ascii="BRH Devanagari Extra" w:hAnsi="BRH Devanagari Extra" w:cs="BRH Devanagari Extra"/>
+                <w:color w:val="000000"/>
+                <w:sz w:val="32"/>
+                <w:szCs w:val="32"/>
+              </w:rPr>
+              <w:lastRenderedPageBreak/>
               <w:t>(</w:t>
             </w:r>
-            <w:proofErr w:type="gramStart"/>
             <w:r>
               <w:rPr>
                 <w:rFonts w:cs="BRH Devanagari Extra"/>
@@ -2775,7 +3145,6 @@
               </w:rPr>
               <w:t>)[</w:t>
             </w:r>
-            <w:proofErr w:type="gramEnd"/>
             <w:r>
               <w:rPr>
                 <w:rFonts w:cs="BRH Devanagari Extra"/>
@@ -3122,9 +3491,9 @@
                 <w:sz w:val="32"/>
                 <w:szCs w:val="32"/>
               </w:rPr>
+              <w:lastRenderedPageBreak/>
               <w:t>(</w:t>
             </w:r>
-            <w:proofErr w:type="gramStart"/>
             <w:r>
               <w:rPr>
                 <w:rFonts w:cs="BRH Devanagari Extra"/>
@@ -3142,7 +3511,6 @@
               </w:rPr>
               <w:t>)[</w:t>
             </w:r>
-            <w:proofErr w:type="gramEnd"/>
             <w:r>
               <w:rPr>
                 <w:rFonts w:cs="BRH Devanagari Extra"/>
@@ -3448,10 +3816,8 @@
                 <w:sz w:val="32"/>
                 <w:szCs w:val="32"/>
               </w:rPr>
-              <w:lastRenderedPageBreak/>
               <w:t>(</w:t>
             </w:r>
-            <w:proofErr w:type="gramStart"/>
             <w:r>
               <w:rPr>
                 <w:rFonts w:cs="BRH Devanagari Extra"/>
@@ -3469,7 +3835,6 @@
               </w:rPr>
               <w:t>)[</w:t>
             </w:r>
-            <w:proofErr w:type="gramEnd"/>
             <w:r>
               <w:rPr>
                 <w:rFonts w:cs="BRH Devanagari Extra"/>
@@ -3753,10 +4118,8 @@
                 <w:sz w:val="32"/>
                 <w:szCs w:val="32"/>
               </w:rPr>
-              <w:lastRenderedPageBreak/>
               <w:t>(</w:t>
             </w:r>
-            <w:proofErr w:type="gramStart"/>
             <w:r>
               <w:rPr>
                 <w:rFonts w:cs="BRH Devanagari Extra"/>
@@ -3774,7 +4137,6 @@
               </w:rPr>
               <w:t>)[</w:t>
             </w:r>
-            <w:proofErr w:type="gramEnd"/>
             <w:r>
               <w:rPr>
                 <w:rFonts w:cs="BRH Devanagari Extra"/>
@@ -4107,10 +4469,8 @@
                 <w:sz w:val="32"/>
                 <w:szCs w:val="32"/>
               </w:rPr>
-              <w:lastRenderedPageBreak/>
               <w:t>(</w:t>
             </w:r>
-            <w:proofErr w:type="gramStart"/>
             <w:r>
               <w:rPr>
                 <w:rFonts w:cs="BRH Devanagari Extra"/>
@@ -4128,7 +4488,6 @@
               </w:rPr>
               <w:t>)[</w:t>
             </w:r>
-            <w:proofErr w:type="gramEnd"/>
             <w:r>
               <w:rPr>
                 <w:rFonts w:cs="BRH Devanagari Extra"/>
@@ -4469,10 +4828,8 @@
                 <w:sz w:val="32"/>
                 <w:szCs w:val="32"/>
               </w:rPr>
-              <w:lastRenderedPageBreak/>
               <w:t>(</w:t>
             </w:r>
-            <w:proofErr w:type="gramStart"/>
             <w:r>
               <w:rPr>
                 <w:rFonts w:cs="BRH Devanagari Extra"/>
@@ -4490,7 +4847,6 @@
               </w:rPr>
               <w:t>)[</w:t>
             </w:r>
-            <w:proofErr w:type="gramEnd"/>
             <w:r>
               <w:rPr>
                 <w:rFonts w:cs="BRH Devanagari Extra"/>
@@ -4747,7 +5103,6 @@
               </w:rPr>
               <w:t>(</w:t>
             </w:r>
-            <w:proofErr w:type="gramStart"/>
             <w:r>
               <w:rPr>
                 <w:rFonts w:cs="BRH Devanagari Extra"/>
@@ -4765,7 +5120,6 @@
               </w:rPr>
               <w:t>)[</w:t>
             </w:r>
-            <w:proofErr w:type="gramEnd"/>
             <w:r>
               <w:rPr>
                 <w:rFonts w:cs="BRH Devanagari Extra"/>
@@ -5066,7 +5420,6 @@
               </w:rPr>
               <w:t>(</w:t>
             </w:r>
-            <w:proofErr w:type="gramStart"/>
             <w:r>
               <w:rPr>
                 <w:rFonts w:cs="BRH Devanagari Extra"/>
@@ -5084,7 +5437,6 @@
               </w:rPr>
               <w:t>)[</w:t>
             </w:r>
-            <w:proofErr w:type="gramEnd"/>
             <w:r>
               <w:rPr>
                 <w:rFonts w:cs="BRH Devanagari Extra"/>
@@ -5367,7 +5719,6 @@
               </w:rPr>
               <w:t>(</w:t>
             </w:r>
-            <w:proofErr w:type="gramStart"/>
             <w:r>
               <w:rPr>
                 <w:rFonts w:cs="BRH Devanagari Extra"/>
@@ -5385,7 +5736,6 @@
               </w:rPr>
               <w:t>)[</w:t>
             </w:r>
-            <w:proofErr w:type="gramEnd"/>
             <w:r>
               <w:rPr>
                 <w:rFonts w:cs="BRH Devanagari Extra"/>
@@ -5729,7 +6079,6 @@
               </w:rPr>
               <w:t>(</w:t>
             </w:r>
-            <w:proofErr w:type="gramStart"/>
             <w:r>
               <w:rPr>
                 <w:rFonts w:cs="BRH Devanagari Extra"/>
@@ -5747,7 +6096,6 @@
               </w:rPr>
               <w:t>)[</w:t>
             </w:r>
-            <w:proofErr w:type="gramEnd"/>
             <w:r>
               <w:rPr>
                 <w:rFonts w:cs="BRH Devanagari Extra"/>
@@ -6068,9 +6416,9 @@
                 <w:sz w:val="32"/>
                 <w:szCs w:val="32"/>
               </w:rPr>
+              <w:lastRenderedPageBreak/>
               <w:t>(</w:t>
             </w:r>
-            <w:proofErr w:type="gramStart"/>
             <w:r>
               <w:rPr>
                 <w:rFonts w:cs="BRH Devanagari Extra"/>
@@ -6088,7 +6436,6 @@
               </w:rPr>
               <w:t>)[</w:t>
             </w:r>
-            <w:proofErr w:type="gramEnd"/>
             <w:r>
               <w:rPr>
                 <w:rFonts w:cs="BRH Devanagari Extra"/>
@@ -6455,32 +6802,15 @@
                 <w:szCs w:val="32"/>
               </w:rPr>
             </w:pPr>
-          </w:p>
-          <w:p>
-            <w:pPr>
-              <w:widowControl w:val="0"/>
-              <w:autoSpaceDE w:val="0"/>
-              <w:autoSpaceDN w:val="0"/>
-              <w:adjustRightInd w:val="0"/>
-              <w:spacing w:before="0" w:line="240" w:lineRule="auto"/>
-              <w:rPr>
-                <w:rFonts w:ascii="BRH Devanagari Extra" w:hAnsi="BRH Devanagari Extra" w:cs="BRH Devanagari Extra"/>
-                <w:color w:val="000000"/>
-                <w:sz w:val="32"/>
-                <w:szCs w:val="32"/>
-              </w:rPr>
-            </w:pPr>
-            <w:r>
-              <w:rPr>
-                <w:rFonts w:ascii="BRH Devanagari Extra" w:hAnsi="BRH Devanagari Extra" w:cs="BRH Devanagari Extra"/>
-                <w:color w:val="000000"/>
-                <w:sz w:val="32"/>
-                <w:szCs w:val="32"/>
-              </w:rPr>
-              <w:lastRenderedPageBreak/>
+            <w:r>
+              <w:rPr>
+                <w:rFonts w:ascii="BRH Devanagari Extra" w:hAnsi="BRH Devanagari Extra" w:cs="BRH Devanagari Extra"/>
+                <w:color w:val="000000"/>
+                <w:sz w:val="32"/>
+                <w:szCs w:val="32"/>
+              </w:rPr>
               <w:t>(</w:t>
             </w:r>
-            <w:proofErr w:type="gramStart"/>
             <w:r>
               <w:rPr>
                 <w:rFonts w:cs="BRH Devanagari Extra"/>
@@ -6498,7 +6828,6 @@
               </w:rPr>
               <w:t>)[</w:t>
             </w:r>
-            <w:proofErr w:type="gramEnd"/>
             <w:r>
               <w:rPr>
                 <w:rFonts w:cs="BRH Devanagari Extra"/>
@@ -7015,7 +7344,6 @@
               <w:lastRenderedPageBreak/>
               <w:t>(</w:t>
             </w:r>
-            <w:proofErr w:type="gramStart"/>
             <w:r>
               <w:rPr>
                 <w:rFonts w:cs="BRH Devanagari Extra"/>
@@ -7033,7 +7361,6 @@
               </w:rPr>
               <w:t>)[</w:t>
             </w:r>
-            <w:proofErr w:type="gramEnd"/>
             <w:r>
               <w:rPr>
                 <w:rFonts w:cs="BRH Devanagari Extra"/>
@@ -7354,9 +7681,9 @@
                 <w:sz w:val="32"/>
                 <w:szCs w:val="32"/>
               </w:rPr>
+              <w:lastRenderedPageBreak/>
               <w:t>(</w:t>
             </w:r>
-            <w:proofErr w:type="gramStart"/>
             <w:r>
               <w:rPr>
                 <w:rFonts w:cs="BRH Devanagari Extra"/>
@@ -7374,7 +7701,6 @@
               </w:rPr>
               <w:t>)[</w:t>
             </w:r>
-            <w:proofErr w:type="gramEnd"/>
             <w:r>
               <w:rPr>
                 <w:rFonts w:cs="BRH Devanagari Extra"/>
@@ -7722,32 +8048,15 @@
                 <w:szCs w:val="32"/>
               </w:rPr>
             </w:pPr>
-          </w:p>
-          <w:p>
-            <w:pPr>
-              <w:widowControl w:val="0"/>
-              <w:autoSpaceDE w:val="0"/>
-              <w:autoSpaceDN w:val="0"/>
-              <w:adjustRightInd w:val="0"/>
-              <w:spacing w:before="0" w:line="240" w:lineRule="auto"/>
-              <w:rPr>
-                <w:rFonts w:ascii="BRH Devanagari Extra" w:hAnsi="BRH Devanagari Extra" w:cs="BRH Devanagari Extra"/>
-                <w:color w:val="000000"/>
-                <w:sz w:val="32"/>
-                <w:szCs w:val="32"/>
-              </w:rPr>
-            </w:pPr>
-            <w:r>
-              <w:rPr>
-                <w:rFonts w:ascii="BRH Devanagari Extra" w:hAnsi="BRH Devanagari Extra" w:cs="BRH Devanagari Extra"/>
-                <w:color w:val="000000"/>
-                <w:sz w:val="32"/>
-                <w:szCs w:val="32"/>
-              </w:rPr>
-              <w:lastRenderedPageBreak/>
+            <w:r>
+              <w:rPr>
+                <w:rFonts w:ascii="BRH Devanagari Extra" w:hAnsi="BRH Devanagari Extra" w:cs="BRH Devanagari Extra"/>
+                <w:color w:val="000000"/>
+                <w:sz w:val="32"/>
+                <w:szCs w:val="32"/>
+              </w:rPr>
               <w:t>(</w:t>
             </w:r>
-            <w:proofErr w:type="gramStart"/>
             <w:r>
               <w:rPr>
                 <w:rFonts w:cs="BRH Devanagari Extra"/>
@@ -7765,7 +8074,6 @@
               </w:rPr>
               <w:t>)[</w:t>
             </w:r>
-            <w:proofErr w:type="gramEnd"/>
             <w:r>
               <w:rPr>
                 <w:rFonts w:cs="BRH Devanagari Extra"/>
@@ -8278,7 +8586,6 @@
               <w:lastRenderedPageBreak/>
               <w:t>(</w:t>
             </w:r>
-            <w:proofErr w:type="gramStart"/>
             <w:r>
               <w:rPr>
                 <w:rFonts w:cs="BRH Devanagari Extra"/>
@@ -8296,7 +8603,6 @@
               </w:rPr>
               <w:t>)[</w:t>
             </w:r>
-            <w:proofErr w:type="gramEnd"/>
             <w:r>
               <w:rPr>
                 <w:rFonts w:cs="BRH Devanagari Extra"/>
@@ -8789,7 +9095,6 @@
               </w:rPr>
               <w:t>(</w:t>
             </w:r>
-            <w:proofErr w:type="gramStart"/>
             <w:r>
               <w:rPr>
                 <w:rFonts w:cs="BRH Devanagari Extra"/>
@@ -8807,7 +9112,6 @@
               </w:rPr>
               <w:t>)[</w:t>
             </w:r>
-            <w:proofErr w:type="gramEnd"/>
             <w:r>
               <w:rPr>
                 <w:rFonts w:cs="BRH Devanagari Extra"/>
@@ -9326,7 +9630,6 @@
               </w:rPr>
               <w:t>(</w:t>
             </w:r>
-            <w:proofErr w:type="gramStart"/>
             <w:r>
               <w:rPr>
                 <w:rFonts w:cs="BRH Devanagari Extra"/>
@@ -9344,7 +9647,6 @@
               </w:rPr>
               <w:t>)[</w:t>
             </w:r>
-            <w:proofErr w:type="gramEnd"/>
             <w:r>
               <w:rPr>
                 <w:rFonts w:cs="BRH Devanagari Extra"/>
@@ -9652,7 +9954,6 @@
               </w:rPr>
               <w:t>(</w:t>
             </w:r>
-            <w:proofErr w:type="gramStart"/>
             <w:r>
               <w:rPr>
                 <w:rFonts w:cs="BRH Devanagari Extra"/>
@@ -9670,7 +9971,6 @@
               </w:rPr>
               <w:t>)[</w:t>
             </w:r>
-            <w:proofErr w:type="gramEnd"/>
             <w:r>
               <w:rPr>
                 <w:rFonts w:cs="BRH Devanagari Extra"/>
@@ -10334,7 +10634,18 @@
                 <w:szCs w:val="32"/>
                 <w:lang w:val="it-IT"/>
               </w:rPr>
-              <w:t xml:space="preserve">iqÉÉ ÅÅiqÉÉ uÉÉåþ AxiÉÑ | </w:t>
+              <w:t xml:space="preserve">iqÉÉ ÅÅiqÉÉ uÉÉåþ </w:t>
+            </w:r>
+            <w:r>
+              <w:rPr>
+                <w:rFonts w:ascii="BRH Devanagari Extra" w:hAnsi="BRH Devanagari Extra" w:cs="BRH Devanagari Extra"/>
+                <w:color w:val="000000"/>
+                <w:sz w:val="32"/>
+                <w:szCs w:val="32"/>
+                <w:lang w:val="it-IT"/>
+              </w:rPr>
+              <w:lastRenderedPageBreak/>
+              <w:t xml:space="preserve">AxiÉÑ | </w:t>
             </w:r>
           </w:p>
           <w:p>
@@ -10800,18 +11111,7 @@
                 <w:szCs w:val="32"/>
                 <w:lang w:val="it-IT"/>
               </w:rPr>
-              <w:t xml:space="preserve"> </w:t>
-            </w:r>
-            <w:r>
-              <w:rPr>
-                <w:rFonts w:ascii="BRH Devanagari Extra" w:hAnsi="BRH Devanagari Extra" w:cs="BRH Devanagari Extra"/>
-                <w:color w:val="000000"/>
-                <w:sz w:val="32"/>
-                <w:szCs w:val="32"/>
-                <w:lang w:val="it-IT"/>
-              </w:rPr>
-              <w:lastRenderedPageBreak/>
-              <w:t xml:space="preserve">xÉÇÌmÉëþrÉÈ | </w:t>
+              <w:t xml:space="preserve"> xÉÇÌmÉëþrÉÈ | </w:t>
             </w:r>
           </w:p>
         </w:tc>
@@ -11183,7 +11483,18 @@
                 <w:szCs w:val="32"/>
                 <w:lang w:val="it-IT"/>
               </w:rPr>
-              <w:t xml:space="preserve">iqÉÉ ÅÅiqÉÉ uÉÉåþ AxiÉÑ | </w:t>
+              <w:t xml:space="preserve">iqÉÉ ÅÅiqÉÉ uÉÉåþ </w:t>
+            </w:r>
+            <w:r>
+              <w:rPr>
+                <w:rFonts w:ascii="BRH Devanagari Extra" w:hAnsi="BRH Devanagari Extra" w:cs="BRH Devanagari Extra"/>
+                <w:color w:val="000000"/>
+                <w:sz w:val="32"/>
+                <w:szCs w:val="32"/>
+                <w:lang w:val="it-IT"/>
+              </w:rPr>
+              <w:lastRenderedPageBreak/>
+              <w:t xml:space="preserve">AxiÉÑ | </w:t>
             </w:r>
           </w:p>
           <w:p>
@@ -11721,18 +12032,7 @@
                 <w:szCs w:val="32"/>
                 <w:lang w:val="it-IT"/>
               </w:rPr>
-              <w:t xml:space="preserve"> </w:t>
-            </w:r>
-            <w:r>
-              <w:rPr>
-                <w:rFonts w:ascii="BRH Devanagari Extra" w:hAnsi="BRH Devanagari Extra" w:cs="BRH Devanagari Extra"/>
-                <w:color w:val="000000"/>
-                <w:sz w:val="32"/>
-                <w:szCs w:val="32"/>
-                <w:lang w:val="it-IT"/>
-              </w:rPr>
-              <w:lastRenderedPageBreak/>
-              <w:t xml:space="preserve">xÉÇÌmÉëþrÉÈ | </w:t>
+              <w:t xml:space="preserve"> xÉÇÌmÉëþrÉÈ | </w:t>
             </w:r>
           </w:p>
         </w:tc>
@@ -15395,117 +15695,101 @@
               <w:adjustRightInd w:val="0"/>
               <w:spacing w:before="0" w:line="240" w:lineRule="auto"/>
               <w:rPr>
-                <w:rFonts w:ascii="BRH Malayalam Extra" w:hAnsi="BRH Malayalam Extra" w:cs="BRH Malayalam Extra"/>
-                <w:color w:val="000000"/>
-                <w:sz w:val="32"/>
-                <w:szCs w:val="32"/>
-                <w:lang w:val="it-IT"/>
-              </w:rPr>
-            </w:pPr>
-            <w:r>
-              <w:rPr>
-                <w:rFonts w:ascii="BRH Devanagari Extra" w:hAnsi="BRH Devanagari Extra" w:cs="BRH Devanagari Extra"/>
-                <w:color w:val="000000"/>
-                <w:sz w:val="32"/>
-                <w:szCs w:val="32"/>
-                <w:lang w:val="it-IT"/>
-              </w:rPr>
-              <w:t>E</w:t>
-            </w:r>
-            <w:r>
-              <w:rPr>
-                <w:rFonts w:ascii="BRH Malayalam Extra" w:hAnsi="BRH Malayalam Extra" w:cs="BRH Devanagari Extra"/>
-                <w:color w:val="000000"/>
-                <w:szCs w:val="32"/>
-                <w:lang w:val="it-IT"/>
-              </w:rPr>
-              <w:t>–</w:t>
-            </w:r>
-            <w:r>
-              <w:rPr>
-                <w:rFonts w:ascii="BRH Devanagari Extra" w:hAnsi="BRH Devanagari Extra" w:cs="BRH Devanagari Extra"/>
-                <w:color w:val="000000"/>
-                <w:sz w:val="32"/>
-                <w:szCs w:val="32"/>
-                <w:lang w:val="it-IT"/>
-              </w:rPr>
-              <w:t>mÉ</w:t>
-            </w:r>
-            <w:r>
-              <w:rPr>
-                <w:rFonts w:ascii="BRH Malayalam Extra" w:hAnsi="BRH Malayalam Extra" w:cs="BRH Devanagari Extra"/>
-                <w:color w:val="000000"/>
-                <w:szCs w:val="32"/>
-                <w:lang w:val="it-IT"/>
-              </w:rPr>
-              <w:t>–</w:t>
-            </w:r>
-            <w:r>
-              <w:rPr>
-                <w:rFonts w:ascii="BRH Devanagari Extra" w:hAnsi="BRH Devanagari Extra" w:cs="BRH Devanagari Extra"/>
-                <w:color w:val="000000"/>
-                <w:sz w:val="32"/>
-                <w:szCs w:val="32"/>
-                <w:lang w:val="it-IT"/>
-              </w:rPr>
-              <w:t>ÌiÉ¸þliÉ</w:t>
-            </w:r>
-            <w:r>
-              <w:rPr>
-                <w:rFonts w:ascii="BRH Malayalam Extra" w:hAnsi="BRH Malayalam Extra" w:cs="BRH Devanagari Extra"/>
-                <w:color w:val="000000"/>
-                <w:szCs w:val="32"/>
-                <w:lang w:val="it-IT"/>
-              </w:rPr>
-              <w:t>–</w:t>
-            </w:r>
-            <w:r>
-              <w:rPr>
-                <w:rFonts w:ascii="BRH Devanagari Extra" w:hAnsi="BRH Devanagari Extra" w:cs="BRH Devanagari Extra"/>
-                <w:color w:val="000000"/>
-                <w:sz w:val="32"/>
-                <w:szCs w:val="32"/>
-                <w:lang w:val="it-IT"/>
-              </w:rPr>
-              <w:t xml:space="preserve"> CirÉÑþmÉ - ÌiÉ¸þ</w:t>
-            </w:r>
-            <w:bookmarkStart w:id="0" w:name="_Hlk161859129"/>
-            <w:r>
-              <w:rPr>
-                <w:rFonts w:ascii="BRH Devanagari Extra" w:hAnsi="BRH Devanagari Extra" w:cs="BRH Devanagari Extra"/>
-                <w:color w:val="000000"/>
-                <w:sz w:val="32"/>
-                <w:szCs w:val="32"/>
-                <w:lang w:val="it-IT"/>
-              </w:rPr>
-              <w:t>liÉå</w:t>
-            </w:r>
-            <w:bookmarkEnd w:id="0"/>
-            <w:r>
-              <w:rPr>
-                <w:rFonts w:ascii="BRH Devanagari Extra" w:hAnsi="BRH Devanagari Extra" w:cs="BRH Devanagari Extra"/>
-                <w:color w:val="000000"/>
-                <w:sz w:val="32"/>
-                <w:szCs w:val="32"/>
-                <w:lang w:val="it-IT"/>
-              </w:rPr>
-              <w:t xml:space="preserve"> | </w:t>
-            </w:r>
-          </w:p>
-          <w:p>
-            <w:pPr>
-              <w:widowControl w:val="0"/>
-              <w:autoSpaceDE w:val="0"/>
-              <w:autoSpaceDN w:val="0"/>
-              <w:adjustRightInd w:val="0"/>
-              <w:spacing w:before="0" w:line="240" w:lineRule="auto"/>
-              <w:rPr>
                 <w:rFonts w:cs="BRH Malayalam Extra"/>
                 <w:color w:val="FF0000"/>
                 <w:szCs w:val="40"/>
                 <w:lang w:val="it-IT"/>
               </w:rPr>
             </w:pPr>
+            <w:r>
+              <w:rPr>
+                <w:rFonts w:ascii="BRH Devanagari Extra" w:hAnsi="BRH Devanagari Extra" w:cs="BRH Devanagari Extra"/>
+                <w:color w:val="000000"/>
+                <w:sz w:val="32"/>
+                <w:szCs w:val="32"/>
+                <w:lang w:val="it-IT"/>
+              </w:rPr>
+              <w:t>E</w:t>
+            </w:r>
+            <w:r>
+              <w:rPr>
+                <w:rFonts w:ascii="BRH Malayalam Extra" w:hAnsi="BRH Malayalam Extra" w:cs="BRH Devanagari Extra"/>
+                <w:color w:val="000000"/>
+                <w:szCs w:val="32"/>
+                <w:lang w:val="it-IT"/>
+              </w:rPr>
+              <w:t>–</w:t>
+            </w:r>
+            <w:r>
+              <w:rPr>
+                <w:rFonts w:ascii="BRH Devanagari Extra" w:hAnsi="BRH Devanagari Extra" w:cs="BRH Devanagari Extra"/>
+                <w:color w:val="000000"/>
+                <w:sz w:val="32"/>
+                <w:szCs w:val="32"/>
+                <w:lang w:val="it-IT"/>
+              </w:rPr>
+              <w:t>mÉ</w:t>
+            </w:r>
+            <w:r>
+              <w:rPr>
+                <w:rFonts w:ascii="BRH Malayalam Extra" w:hAnsi="BRH Malayalam Extra" w:cs="BRH Devanagari Extra"/>
+                <w:color w:val="000000"/>
+                <w:szCs w:val="32"/>
+                <w:lang w:val="it-IT"/>
+              </w:rPr>
+              <w:t>–</w:t>
+            </w:r>
+            <w:r>
+              <w:rPr>
+                <w:rFonts w:ascii="BRH Devanagari Extra" w:hAnsi="BRH Devanagari Extra" w:cs="BRH Devanagari Extra"/>
+                <w:color w:val="000000"/>
+                <w:sz w:val="32"/>
+                <w:szCs w:val="32"/>
+                <w:lang w:val="it-IT"/>
+              </w:rPr>
+              <w:t>ÌiÉ¸þliÉ</w:t>
+            </w:r>
+            <w:r>
+              <w:rPr>
+                <w:rFonts w:ascii="BRH Malayalam Extra" w:hAnsi="BRH Malayalam Extra" w:cs="BRH Devanagari Extra"/>
+                <w:color w:val="000000"/>
+                <w:szCs w:val="32"/>
+                <w:lang w:val="it-IT"/>
+              </w:rPr>
+              <w:t>–</w:t>
+            </w:r>
+            <w:r>
+              <w:rPr>
+                <w:rFonts w:ascii="BRH Devanagari Extra" w:hAnsi="BRH Devanagari Extra" w:cs="BRH Devanagari Extra"/>
+                <w:color w:val="000000"/>
+                <w:sz w:val="32"/>
+                <w:szCs w:val="32"/>
+                <w:lang w:val="it-IT"/>
+              </w:rPr>
+              <w:t xml:space="preserve"> CirÉÑþmÉ - ÌiÉ¸þ</w:t>
+            </w:r>
+            <w:bookmarkStart w:id="0" w:name="_Hlk161859129"/>
+            <w:r>
+              <w:rPr>
+                <w:rFonts w:ascii="BRH Devanagari Extra" w:hAnsi="BRH Devanagari Extra" w:cs="BRH Devanagari Extra"/>
+                <w:color w:val="000000"/>
+                <w:sz w:val="32"/>
+                <w:szCs w:val="32"/>
+                <w:lang w:val="it-IT"/>
+              </w:rPr>
+              <w:t>liÉå</w:t>
+            </w:r>
+            <w:bookmarkEnd w:id="0"/>
+            <w:r>
+              <w:rPr>
+                <w:rFonts w:ascii="BRH Devanagari Extra" w:hAnsi="BRH Devanagari Extra" w:cs="BRH Devanagari Extra"/>
+                <w:color w:val="000000"/>
+                <w:sz w:val="32"/>
+                <w:szCs w:val="32"/>
+                <w:lang w:val="it-IT"/>
+              </w:rPr>
+              <w:t xml:space="preserve"> | </w:t>
+            </w:r>
           </w:p>
         </w:tc>
       </w:tr>
@@ -31153,7 +31437,7 @@
 </file>
 
 <file path=word/endnotes.xml><?xml version="1.0" encoding="utf-8"?>
-<w:endnotes xmlns:wpc="http://schemas.microsoft.com/office/word/2010/wordprocessingCanvas" xmlns:cx="http://schemas.microsoft.com/office/drawing/2014/chartex" xmlns:cx1="http://schemas.microsoft.com/office/drawing/2015/9/8/chartex" xmlns:cx2="http://schemas.microsoft.com/office/drawing/2015/10/21/chartex" xmlns:cx3="http://schemas.microsoft.com/office/drawing/2016/5/9/chartex" xmlns:cx4="http://schemas.microsoft.com/office/drawing/2016/5/10/chartex" xmlns:cx5="http://schemas.microsoft.com/office/drawing/2016/5/11/chartex" xmlns:cx6="http://schemas.microsoft.com/office/drawing/2016/5/12/chartex" xmlns:cx7="http://schemas.microsoft.com/office/drawing/2016/5/13/chartex" xmlns:cx8="http://schemas.microsoft.com/office/drawing/2016/5/14/chartex" xmlns:mc="http://schemas.openxmlformats.org/markup-compatibility/2006" xmlns:aink="http://schemas.microsoft.com/office/drawing/2016/ink" xmlns:am3d="http://schemas.microsoft.com/office/drawing/2017/model3d" xmlns:o="urn:schemas-microsoft-com:office:office" xmlns:oel="http://schemas.microsoft.com/office/2019/extlst" xmlns:r="http://schemas.openxmlformats.org/officeDocument/2006/relationships" xmlns:m="http://schemas.openxmlformats.org/officeDocument/2006/math" xmlns:v="urn:schemas-microsoft-com:vml" xmlns:wp14="http://schemas.microsoft.com/office/word/2010/wordprocessingDrawing" xmlns:wp="http://schemas.openxmlformats.org/drawingml/2006/wordprocessingDrawing" xmlns:w10="urn:schemas-microsoft-com:office:word" xmlns:w="http://schemas.openxmlformats.org/wordprocessingml/2006/main" xmlns:w14="http://schemas.microsoft.com/office/word/2010/wordml" xmlns:w15="http://schemas.microsoft.com/office/word/2012/wordml" xmlns:w16cex="http://schemas.microsoft.com/office/word/2018/wordml/cex" xmlns:w16cid="http://schemas.microsoft.com/office/word/2016/wordml/cid" xmlns:w16="http://schemas.microsoft.com/office/word/2018/wordml" xmlns:w16sdtdh="http://schemas.microsoft.com/office/word/2020/wordml/sdtdatahash" xmlns:w16se="http://schemas.microsoft.com/office/word/2015/wordml/symex" xmlns:wpg="http://schemas.microsoft.com/office/word/2010/wordprocessingGroup" xmlns:wpi="http://schemas.microsoft.com/office/word/2010/wordprocessingInk" xmlns:wne="http://schemas.microsoft.com/office/word/2006/wordml" xmlns:wps="http://schemas.microsoft.com/office/word/2010/wordprocessingShape" mc:Ignorable="w14 w15 w16se w16cid w16 w16cex w16sdtdh wp14">
+<w:endnotes xmlns:wpc="http://schemas.microsoft.com/office/word/2010/wordprocessingCanvas" xmlns:cx="http://schemas.microsoft.com/office/drawing/2014/chartex" xmlns:cx1="http://schemas.microsoft.com/office/drawing/2015/9/8/chartex" xmlns:cx2="http://schemas.microsoft.com/office/drawing/2015/10/21/chartex" xmlns:cx3="http://schemas.microsoft.com/office/drawing/2016/5/9/chartex" xmlns:cx4="http://schemas.microsoft.com/office/drawing/2016/5/10/chartex" xmlns:cx5="http://schemas.microsoft.com/office/drawing/2016/5/11/chartex" xmlns:cx6="http://schemas.microsoft.com/office/drawing/2016/5/12/chartex" xmlns:cx7="http://schemas.microsoft.com/office/drawing/2016/5/13/chartex" xmlns:cx8="http://schemas.microsoft.com/office/drawing/2016/5/14/chartex" xmlns:mc="http://schemas.openxmlformats.org/markup-compatibility/2006" xmlns:aink="http://schemas.microsoft.com/office/drawing/2016/ink" xmlns:am3d="http://schemas.microsoft.com/office/drawing/2017/model3d" xmlns:o="urn:schemas-microsoft-com:office:office" xmlns:oel="http://schemas.microsoft.com/office/2019/extlst" xmlns:r="http://schemas.openxmlformats.org/officeDocument/2006/relationships" xmlns:m="http://schemas.openxmlformats.org/officeDocument/2006/math" xmlns:v="urn:schemas-microsoft-com:vml" xmlns:wp14="http://schemas.microsoft.com/office/word/2010/wordprocessingDrawing" xmlns:wp="http://schemas.openxmlformats.org/drawingml/2006/wordprocessingDrawing" xmlns:w10="urn:schemas-microsoft-com:office:word" xmlns:w="http://schemas.openxmlformats.org/wordprocessingml/2006/main" xmlns:w14="http://schemas.microsoft.com/office/word/2010/wordml" xmlns:w15="http://schemas.microsoft.com/office/word/2012/wordml" xmlns:w16cex="http://schemas.microsoft.com/office/word/2018/wordml/cex" xmlns:w16cid="http://schemas.microsoft.com/office/word/2016/wordml/cid" xmlns:w16="http://schemas.microsoft.com/office/word/2018/wordml" xmlns:w16du="http://schemas.microsoft.com/office/word/2023/wordml/word16du" xmlns:w16sdtdh="http://schemas.microsoft.com/office/word/2020/wordml/sdtdatahash" xmlns:w16sdtfl="http://schemas.microsoft.com/office/word/2024/wordml/sdtformatlock" xmlns:w16se="http://schemas.microsoft.com/office/word/2015/wordml/symex" xmlns:wpg="http://schemas.microsoft.com/office/word/2010/wordprocessingGroup" xmlns:wpi="http://schemas.microsoft.com/office/word/2010/wordprocessingInk" xmlns:wne="http://schemas.microsoft.com/office/word/2006/wordml" xmlns:wps="http://schemas.microsoft.com/office/word/2010/wordprocessingShape" mc:Ignorable="w14 w15 w16se w16cid w16 w16cex w16sdtdh w16sdtfl w16du wp14">
   <w:endnote w:type="separator" w:id="-1">
     <w:p>
       <w:pPr>
@@ -31178,7 +31462,7 @@
 </file>
 
 <file path=word/footer1.xml><?xml version="1.0" encoding="utf-8"?>
-<w:ftr xmlns:wpc="http://schemas.microsoft.com/office/word/2010/wordprocessingCanvas" xmlns:cx="http://schemas.microsoft.com/office/drawing/2014/chartex" xmlns:cx1="http://schemas.microsoft.com/office/drawing/2015/9/8/chartex" xmlns:cx2="http://schemas.microsoft.com/office/drawing/2015/10/21/chartex" xmlns:cx3="http://schemas.microsoft.com/office/drawing/2016/5/9/chartex" xmlns:cx4="http://schemas.microsoft.com/office/drawing/2016/5/10/chartex" xmlns:cx5="http://schemas.microsoft.com/office/drawing/2016/5/11/chartex" xmlns:cx6="http://schemas.microsoft.com/office/drawing/2016/5/12/chartex" xmlns:cx7="http://schemas.microsoft.com/office/drawing/2016/5/13/chartex" xmlns:cx8="http://schemas.microsoft.com/office/drawing/2016/5/14/chartex" xmlns:mc="http://schemas.openxmlformats.org/markup-compatibility/2006" xmlns:aink="http://schemas.microsoft.com/office/drawing/2016/ink" xmlns:am3d="http://schemas.microsoft.com/office/drawing/2017/model3d" xmlns:o="urn:schemas-microsoft-com:office:office" xmlns:oel="http://schemas.microsoft.com/office/2019/extlst" xmlns:r="http://schemas.openxmlformats.org/officeDocument/2006/relationships" xmlns:m="http://schemas.openxmlformats.org/officeDocument/2006/math" xmlns:v="urn:schemas-microsoft-com:vml" xmlns:wp14="http://schemas.microsoft.com/office/word/2010/wordprocessingDrawing" xmlns:wp="http://schemas.openxmlformats.org/drawingml/2006/wordprocessingDrawing" xmlns:w10="urn:schemas-microsoft-com:office:word" xmlns:w="http://schemas.openxmlformats.org/wordprocessingml/2006/main" xmlns:w14="http://schemas.microsoft.com/office/word/2010/wordml" xmlns:w15="http://schemas.microsoft.com/office/word/2012/wordml" xmlns:w16cex="http://schemas.microsoft.com/office/word/2018/wordml/cex" xmlns:w16cid="http://schemas.microsoft.com/office/word/2016/wordml/cid" xmlns:w16="http://schemas.microsoft.com/office/word/2018/wordml" xmlns:w16sdtdh="http://schemas.microsoft.com/office/word/2020/wordml/sdtdatahash" xmlns:w16se="http://schemas.microsoft.com/office/word/2015/wordml/symex" xmlns:wpg="http://schemas.microsoft.com/office/word/2010/wordprocessingGroup" xmlns:wpi="http://schemas.microsoft.com/office/word/2010/wordprocessingInk" xmlns:wne="http://schemas.microsoft.com/office/word/2006/wordml" xmlns:wps="http://schemas.microsoft.com/office/word/2010/wordprocessingShape" mc:Ignorable="w14 w15 w16se w16cid w16 w16cex w16sdtdh wp14">
+<w:ftr xmlns:wpc="http://schemas.microsoft.com/office/word/2010/wordprocessingCanvas" xmlns:cx="http://schemas.microsoft.com/office/drawing/2014/chartex" xmlns:cx1="http://schemas.microsoft.com/office/drawing/2015/9/8/chartex" xmlns:cx2="http://schemas.microsoft.com/office/drawing/2015/10/21/chartex" xmlns:cx3="http://schemas.microsoft.com/office/drawing/2016/5/9/chartex" xmlns:cx4="http://schemas.microsoft.com/office/drawing/2016/5/10/chartex" xmlns:cx5="http://schemas.microsoft.com/office/drawing/2016/5/11/chartex" xmlns:cx6="http://schemas.microsoft.com/office/drawing/2016/5/12/chartex" xmlns:cx7="http://schemas.microsoft.com/office/drawing/2016/5/13/chartex" xmlns:cx8="http://schemas.microsoft.com/office/drawing/2016/5/14/chartex" xmlns:mc="http://schemas.openxmlformats.org/markup-compatibility/2006" xmlns:aink="http://schemas.microsoft.com/office/drawing/2016/ink" xmlns:am3d="http://schemas.microsoft.com/office/drawing/2017/model3d" xmlns:o="urn:schemas-microsoft-com:office:office" xmlns:oel="http://schemas.microsoft.com/office/2019/extlst" xmlns:r="http://schemas.openxmlformats.org/officeDocument/2006/relationships" xmlns:m="http://schemas.openxmlformats.org/officeDocument/2006/math" xmlns:v="urn:schemas-microsoft-com:vml" xmlns:wp14="http://schemas.microsoft.com/office/word/2010/wordprocessingDrawing" xmlns:wp="http://schemas.openxmlformats.org/drawingml/2006/wordprocessingDrawing" xmlns:w10="urn:schemas-microsoft-com:office:word" xmlns:w="http://schemas.openxmlformats.org/wordprocessingml/2006/main" xmlns:w14="http://schemas.microsoft.com/office/word/2010/wordml" xmlns:w15="http://schemas.microsoft.com/office/word/2012/wordml" xmlns:w16cex="http://schemas.microsoft.com/office/word/2018/wordml/cex" xmlns:w16cid="http://schemas.microsoft.com/office/word/2016/wordml/cid" xmlns:w16="http://schemas.microsoft.com/office/word/2018/wordml" xmlns:w16du="http://schemas.microsoft.com/office/word/2023/wordml/word16du" xmlns:w16sdtdh="http://schemas.microsoft.com/office/word/2020/wordml/sdtdatahash" xmlns:w16sdtfl="http://schemas.microsoft.com/office/word/2024/wordml/sdtformatlock" xmlns:w16se="http://schemas.microsoft.com/office/word/2015/wordml/symex" xmlns:wpg="http://schemas.microsoft.com/office/word/2010/wordprocessingGroup" xmlns:wpi="http://schemas.microsoft.com/office/word/2010/wordprocessingInk" xmlns:wne="http://schemas.microsoft.com/office/word/2006/wordml" xmlns:wps="http://schemas.microsoft.com/office/word/2010/wordprocessingShape" mc:Ignorable="w14 w15 w16se w16cid w16 w16cex w16sdtdh w16sdtfl w16du wp14">
   <w:p>
     <w:pPr>
       <w:pBdr>
@@ -31360,7 +31644,7 @@
 </file>
 
 <file path=word/footer2.xml><?xml version="1.0" encoding="utf-8"?>
-<w:ftr xmlns:wpc="http://schemas.microsoft.com/office/word/2010/wordprocessingCanvas" xmlns:cx="http://schemas.microsoft.com/office/drawing/2014/chartex" xmlns:cx1="http://schemas.microsoft.com/office/drawing/2015/9/8/chartex" xmlns:cx2="http://schemas.microsoft.com/office/drawing/2015/10/21/chartex" xmlns:cx3="http://schemas.microsoft.com/office/drawing/2016/5/9/chartex" xmlns:cx4="http://schemas.microsoft.com/office/drawing/2016/5/10/chartex" xmlns:cx5="http://schemas.microsoft.com/office/drawing/2016/5/11/chartex" xmlns:cx6="http://schemas.microsoft.com/office/drawing/2016/5/12/chartex" xmlns:cx7="http://schemas.microsoft.com/office/drawing/2016/5/13/chartex" xmlns:cx8="http://schemas.microsoft.com/office/drawing/2016/5/14/chartex" xmlns:mc="http://schemas.openxmlformats.org/markup-compatibility/2006" xmlns:aink="http://schemas.microsoft.com/office/drawing/2016/ink" xmlns:am3d="http://schemas.microsoft.com/office/drawing/2017/model3d" xmlns:o="urn:schemas-microsoft-com:office:office" xmlns:oel="http://schemas.microsoft.com/office/2019/extlst" xmlns:r="http://schemas.openxmlformats.org/officeDocument/2006/relationships" xmlns:m="http://schemas.openxmlformats.org/officeDocument/2006/math" xmlns:v="urn:schemas-microsoft-com:vml" xmlns:wp14="http://schemas.microsoft.com/office/word/2010/wordprocessingDrawing" xmlns:wp="http://schemas.openxmlformats.org/drawingml/2006/wordprocessingDrawing" xmlns:w10="urn:schemas-microsoft-com:office:word" xmlns:w="http://schemas.openxmlformats.org/wordprocessingml/2006/main" xmlns:w14="http://schemas.microsoft.com/office/word/2010/wordml" xmlns:w15="http://schemas.microsoft.com/office/word/2012/wordml" xmlns:w16cex="http://schemas.microsoft.com/office/word/2018/wordml/cex" xmlns:w16cid="http://schemas.microsoft.com/office/word/2016/wordml/cid" xmlns:w16="http://schemas.microsoft.com/office/word/2018/wordml" xmlns:w16sdtdh="http://schemas.microsoft.com/office/word/2020/wordml/sdtdatahash" xmlns:w16se="http://schemas.microsoft.com/office/word/2015/wordml/symex" xmlns:wpg="http://schemas.microsoft.com/office/word/2010/wordprocessingGroup" xmlns:wpi="http://schemas.microsoft.com/office/word/2010/wordprocessingInk" xmlns:wne="http://schemas.microsoft.com/office/word/2006/wordml" xmlns:wps="http://schemas.microsoft.com/office/word/2010/wordprocessingShape" mc:Ignorable="w14 w15 w16se w16cid w16 w16cex w16sdtdh wp14">
+<w:ftr xmlns:wpc="http://schemas.microsoft.com/office/word/2010/wordprocessingCanvas" xmlns:cx="http://schemas.microsoft.com/office/drawing/2014/chartex" xmlns:cx1="http://schemas.microsoft.com/office/drawing/2015/9/8/chartex" xmlns:cx2="http://schemas.microsoft.com/office/drawing/2015/10/21/chartex" xmlns:cx3="http://schemas.microsoft.com/office/drawing/2016/5/9/chartex" xmlns:cx4="http://schemas.microsoft.com/office/drawing/2016/5/10/chartex" xmlns:cx5="http://schemas.microsoft.com/office/drawing/2016/5/11/chartex" xmlns:cx6="http://schemas.microsoft.com/office/drawing/2016/5/12/chartex" xmlns:cx7="http://schemas.microsoft.com/office/drawing/2016/5/13/chartex" xmlns:cx8="http://schemas.microsoft.com/office/drawing/2016/5/14/chartex" xmlns:mc="http://schemas.openxmlformats.org/markup-compatibility/2006" xmlns:aink="http://schemas.microsoft.com/office/drawing/2016/ink" xmlns:am3d="http://schemas.microsoft.com/office/drawing/2017/model3d" xmlns:o="urn:schemas-microsoft-com:office:office" xmlns:oel="http://schemas.microsoft.com/office/2019/extlst" xmlns:r="http://schemas.openxmlformats.org/officeDocument/2006/relationships" xmlns:m="http://schemas.openxmlformats.org/officeDocument/2006/math" xmlns:v="urn:schemas-microsoft-com:vml" xmlns:wp14="http://schemas.microsoft.com/office/word/2010/wordprocessingDrawing" xmlns:wp="http://schemas.openxmlformats.org/drawingml/2006/wordprocessingDrawing" xmlns:w10="urn:schemas-microsoft-com:office:word" xmlns:w="http://schemas.openxmlformats.org/wordprocessingml/2006/main" xmlns:w14="http://schemas.microsoft.com/office/word/2010/wordml" xmlns:w15="http://schemas.microsoft.com/office/word/2012/wordml" xmlns:w16cex="http://schemas.microsoft.com/office/word/2018/wordml/cex" xmlns:w16cid="http://schemas.microsoft.com/office/word/2016/wordml/cid" xmlns:w16="http://schemas.microsoft.com/office/word/2018/wordml" xmlns:w16du="http://schemas.microsoft.com/office/word/2023/wordml/word16du" xmlns:w16sdtdh="http://schemas.microsoft.com/office/word/2020/wordml/sdtdatahash" xmlns:w16sdtfl="http://schemas.microsoft.com/office/word/2024/wordml/sdtformatlock" xmlns:w16se="http://schemas.microsoft.com/office/word/2015/wordml/symex" xmlns:wpg="http://schemas.microsoft.com/office/word/2010/wordprocessingGroup" xmlns:wpi="http://schemas.microsoft.com/office/word/2010/wordprocessingInk" xmlns:wne="http://schemas.microsoft.com/office/word/2006/wordml" xmlns:wps="http://schemas.microsoft.com/office/word/2010/wordprocessingShape" mc:Ignorable="w14 w15 w16se w16cid w16 w16cex w16sdtdh w16sdtfl w16du wp14">
   <w:p>
     <w:pPr>
       <w:pBdr>
@@ -31566,7 +31850,7 @@
 </file>
 
 <file path=word/footnotes.xml><?xml version="1.0" encoding="utf-8"?>
-<w:footnotes xmlns:wpc="http://schemas.microsoft.com/office/word/2010/wordprocessingCanvas" xmlns:cx="http://schemas.microsoft.com/office/drawing/2014/chartex" xmlns:cx1="http://schemas.microsoft.com/office/drawing/2015/9/8/chartex" xmlns:cx2="http://schemas.microsoft.com/office/drawing/2015/10/21/chartex" xmlns:cx3="http://schemas.microsoft.com/office/drawing/2016/5/9/chartex" xmlns:cx4="http://schemas.microsoft.com/office/drawing/2016/5/10/chartex" xmlns:cx5="http://schemas.microsoft.com/office/drawing/2016/5/11/chartex" xmlns:cx6="http://schemas.microsoft.com/office/drawing/2016/5/12/chartex" xmlns:cx7="http://schemas.microsoft.com/office/drawing/2016/5/13/chartex" xmlns:cx8="http://schemas.microsoft.com/office/drawing/2016/5/14/chartex" xmlns:mc="http://schemas.openxmlformats.org/markup-compatibility/2006" xmlns:aink="http://schemas.microsoft.com/office/drawing/2016/ink" xmlns:am3d="http://schemas.microsoft.com/office/drawing/2017/model3d" xmlns:o="urn:schemas-microsoft-com:office:office" xmlns:oel="http://schemas.microsoft.com/office/2019/extlst" xmlns:r="http://schemas.openxmlformats.org/officeDocument/2006/relationships" xmlns:m="http://schemas.openxmlformats.org/officeDocument/2006/math" xmlns:v="urn:schemas-microsoft-com:vml" xmlns:wp14="http://schemas.microsoft.com/office/word/2010/wordprocessingDrawing" xmlns:wp="http://schemas.openxmlformats.org/drawingml/2006/wordprocessingDrawing" xmlns:w10="urn:schemas-microsoft-com:office:word" xmlns:w="http://schemas.openxmlformats.org/wordprocessingml/2006/main" xmlns:w14="http://schemas.microsoft.com/office/word/2010/wordml" xmlns:w15="http://schemas.microsoft.com/office/word/2012/wordml" xmlns:w16cex="http://schemas.microsoft.com/office/word/2018/wordml/cex" xmlns:w16cid="http://schemas.microsoft.com/office/word/2016/wordml/cid" xmlns:w16="http://schemas.microsoft.com/office/word/2018/wordml" xmlns:w16sdtdh="http://schemas.microsoft.com/office/word/2020/wordml/sdtdatahash" xmlns:w16se="http://schemas.microsoft.com/office/word/2015/wordml/symex" xmlns:wpg="http://schemas.microsoft.com/office/word/2010/wordprocessingGroup" xmlns:wpi="http://schemas.microsoft.com/office/word/2010/wordprocessingInk" xmlns:wne="http://schemas.microsoft.com/office/word/2006/wordml" xmlns:wps="http://schemas.microsoft.com/office/word/2010/wordprocessingShape" mc:Ignorable="w14 w15 w16se w16cid w16 w16cex w16sdtdh wp14">
+<w:footnotes xmlns:wpc="http://schemas.microsoft.com/office/word/2010/wordprocessingCanvas" xmlns:cx="http://schemas.microsoft.com/office/drawing/2014/chartex" xmlns:cx1="http://schemas.microsoft.com/office/drawing/2015/9/8/chartex" xmlns:cx2="http://schemas.microsoft.com/office/drawing/2015/10/21/chartex" xmlns:cx3="http://schemas.microsoft.com/office/drawing/2016/5/9/chartex" xmlns:cx4="http://schemas.microsoft.com/office/drawing/2016/5/10/chartex" xmlns:cx5="http://schemas.microsoft.com/office/drawing/2016/5/11/chartex" xmlns:cx6="http://schemas.microsoft.com/office/drawing/2016/5/12/chartex" xmlns:cx7="http://schemas.microsoft.com/office/drawing/2016/5/13/chartex" xmlns:cx8="http://schemas.microsoft.com/office/drawing/2016/5/14/chartex" xmlns:mc="http://schemas.openxmlformats.org/markup-compatibility/2006" xmlns:aink="http://schemas.microsoft.com/office/drawing/2016/ink" xmlns:am3d="http://schemas.microsoft.com/office/drawing/2017/model3d" xmlns:o="urn:schemas-microsoft-com:office:office" xmlns:oel="http://schemas.microsoft.com/office/2019/extlst" xmlns:r="http://schemas.openxmlformats.org/officeDocument/2006/relationships" xmlns:m="http://schemas.openxmlformats.org/officeDocument/2006/math" xmlns:v="urn:schemas-microsoft-com:vml" xmlns:wp14="http://schemas.microsoft.com/office/word/2010/wordprocessingDrawing" xmlns:wp="http://schemas.openxmlformats.org/drawingml/2006/wordprocessingDrawing" xmlns:w10="urn:schemas-microsoft-com:office:word" xmlns:w="http://schemas.openxmlformats.org/wordprocessingml/2006/main" xmlns:w14="http://schemas.microsoft.com/office/word/2010/wordml" xmlns:w15="http://schemas.microsoft.com/office/word/2012/wordml" xmlns:w16cex="http://schemas.microsoft.com/office/word/2018/wordml/cex" xmlns:w16cid="http://schemas.microsoft.com/office/word/2016/wordml/cid" xmlns:w16="http://schemas.microsoft.com/office/word/2018/wordml" xmlns:w16du="http://schemas.microsoft.com/office/word/2023/wordml/word16du" xmlns:w16sdtdh="http://schemas.microsoft.com/office/word/2020/wordml/sdtdatahash" xmlns:w16sdtfl="http://schemas.microsoft.com/office/word/2024/wordml/sdtformatlock" xmlns:w16se="http://schemas.microsoft.com/office/word/2015/wordml/symex" xmlns:wpg="http://schemas.microsoft.com/office/word/2010/wordprocessingGroup" xmlns:wpi="http://schemas.microsoft.com/office/word/2010/wordprocessingInk" xmlns:wne="http://schemas.microsoft.com/office/word/2006/wordml" xmlns:wps="http://schemas.microsoft.com/office/word/2010/wordprocessingShape" mc:Ignorable="w14 w15 w16se w16cid w16 w16cex w16sdtdh w16sdtfl w16du wp14">
   <w:footnote w:type="separator" w:id="-1">
     <w:p>
       <w:pPr>
@@ -31591,7 +31875,7 @@
 </file>
 
 <file path=word/header1.xml><?xml version="1.0" encoding="utf-8"?>
-<w:hdr xmlns:wpc="http://schemas.microsoft.com/office/word/2010/wordprocessingCanvas" xmlns:cx="http://schemas.microsoft.com/office/drawing/2014/chartex" xmlns:cx1="http://schemas.microsoft.com/office/drawing/2015/9/8/chartex" xmlns:cx2="http://schemas.microsoft.com/office/drawing/2015/10/21/chartex" xmlns:cx3="http://schemas.microsoft.com/office/drawing/2016/5/9/chartex" xmlns:cx4="http://schemas.microsoft.com/office/drawing/2016/5/10/chartex" xmlns:cx5="http://schemas.microsoft.com/office/drawing/2016/5/11/chartex" xmlns:cx6="http://schemas.microsoft.com/office/drawing/2016/5/12/chartex" xmlns:cx7="http://schemas.microsoft.com/office/drawing/2016/5/13/chartex" xmlns:cx8="http://schemas.microsoft.com/office/drawing/2016/5/14/chartex" xmlns:mc="http://schemas.openxmlformats.org/markup-compatibility/2006" xmlns:aink="http://schemas.microsoft.com/office/drawing/2016/ink" xmlns:am3d="http://schemas.microsoft.com/office/drawing/2017/model3d" xmlns:o="urn:schemas-microsoft-com:office:office" xmlns:oel="http://schemas.microsoft.com/office/2019/extlst" xmlns:r="http://schemas.openxmlformats.org/officeDocument/2006/relationships" xmlns:m="http://schemas.openxmlformats.org/officeDocument/2006/math" xmlns:v="urn:schemas-microsoft-com:vml" xmlns:wp14="http://schemas.microsoft.com/office/word/2010/wordprocessingDrawing" xmlns:wp="http://schemas.openxmlformats.org/drawingml/2006/wordprocessingDrawing" xmlns:w10="urn:schemas-microsoft-com:office:word" xmlns:w="http://schemas.openxmlformats.org/wordprocessingml/2006/main" xmlns:w14="http://schemas.microsoft.com/office/word/2010/wordml" xmlns:w15="http://schemas.microsoft.com/office/word/2012/wordml" xmlns:w16cex="http://schemas.microsoft.com/office/word/2018/wordml/cex" xmlns:w16cid="http://schemas.microsoft.com/office/word/2016/wordml/cid" xmlns:w16="http://schemas.microsoft.com/office/word/2018/wordml" xmlns:w16sdtdh="http://schemas.microsoft.com/office/word/2020/wordml/sdtdatahash" xmlns:w16se="http://schemas.microsoft.com/office/word/2015/wordml/symex" xmlns:wpg="http://schemas.microsoft.com/office/word/2010/wordprocessingGroup" xmlns:wpi="http://schemas.microsoft.com/office/word/2010/wordprocessingInk" xmlns:wne="http://schemas.microsoft.com/office/word/2006/wordml" xmlns:wps="http://schemas.microsoft.com/office/word/2010/wordprocessingShape" mc:Ignorable="w14 w15 w16se w16cid w16 w16cex w16sdtdh wp14">
+<w:hdr xmlns:wpc="http://schemas.microsoft.com/office/word/2010/wordprocessingCanvas" xmlns:cx="http://schemas.microsoft.com/office/drawing/2014/chartex" xmlns:cx1="http://schemas.microsoft.com/office/drawing/2015/9/8/chartex" xmlns:cx2="http://schemas.microsoft.com/office/drawing/2015/10/21/chartex" xmlns:cx3="http://schemas.microsoft.com/office/drawing/2016/5/9/chartex" xmlns:cx4="http://schemas.microsoft.com/office/drawing/2016/5/10/chartex" xmlns:cx5="http://schemas.microsoft.com/office/drawing/2016/5/11/chartex" xmlns:cx6="http://schemas.microsoft.com/office/drawing/2016/5/12/chartex" xmlns:cx7="http://schemas.microsoft.com/office/drawing/2016/5/13/chartex" xmlns:cx8="http://schemas.microsoft.com/office/drawing/2016/5/14/chartex" xmlns:mc="http://schemas.openxmlformats.org/markup-compatibility/2006" xmlns:aink="http://schemas.microsoft.com/office/drawing/2016/ink" xmlns:am3d="http://schemas.microsoft.com/office/drawing/2017/model3d" xmlns:o="urn:schemas-microsoft-com:office:office" xmlns:oel="http://schemas.microsoft.com/office/2019/extlst" xmlns:r="http://schemas.openxmlformats.org/officeDocument/2006/relationships" xmlns:m="http://schemas.openxmlformats.org/officeDocument/2006/math" xmlns:v="urn:schemas-microsoft-com:vml" xmlns:wp14="http://schemas.microsoft.com/office/word/2010/wordprocessingDrawing" xmlns:wp="http://schemas.openxmlformats.org/drawingml/2006/wordprocessingDrawing" xmlns:w10="urn:schemas-microsoft-com:office:word" xmlns:w="http://schemas.openxmlformats.org/wordprocessingml/2006/main" xmlns:w14="http://schemas.microsoft.com/office/word/2010/wordml" xmlns:w15="http://schemas.microsoft.com/office/word/2012/wordml" xmlns:w16cex="http://schemas.microsoft.com/office/word/2018/wordml/cex" xmlns:w16cid="http://schemas.microsoft.com/office/word/2016/wordml/cid" xmlns:w16="http://schemas.microsoft.com/office/word/2018/wordml" xmlns:w16du="http://schemas.microsoft.com/office/word/2023/wordml/word16du" xmlns:w16sdtdh="http://schemas.microsoft.com/office/word/2020/wordml/sdtdatahash" xmlns:w16sdtfl="http://schemas.microsoft.com/office/word/2024/wordml/sdtformatlock" xmlns:w16se="http://schemas.microsoft.com/office/word/2015/wordml/symex" xmlns:wpg="http://schemas.microsoft.com/office/word/2010/wordprocessingGroup" xmlns:wpi="http://schemas.microsoft.com/office/word/2010/wordprocessingInk" xmlns:wne="http://schemas.microsoft.com/office/word/2006/wordml" xmlns:wps="http://schemas.microsoft.com/office/word/2010/wordprocessingShape" mc:Ignorable="w14 w15 w16se w16cid w16 w16cex w16sdtdh w16sdtfl w16du wp14">
   <w:p>
     <w:pPr>
       <w:pStyle w:val="Header"/>
@@ -31612,7 +31896,7 @@
 </file>
 
 <file path=word/header2.xml><?xml version="1.0" encoding="utf-8"?>
-<w:hdr xmlns:wpc="http://schemas.microsoft.com/office/word/2010/wordprocessingCanvas" xmlns:cx="http://schemas.microsoft.com/office/drawing/2014/chartex" xmlns:cx1="http://schemas.microsoft.com/office/drawing/2015/9/8/chartex" xmlns:cx2="http://schemas.microsoft.com/office/drawing/2015/10/21/chartex" xmlns:cx3="http://schemas.microsoft.com/office/drawing/2016/5/9/chartex" xmlns:cx4="http://schemas.microsoft.com/office/drawing/2016/5/10/chartex" xmlns:cx5="http://schemas.microsoft.com/office/drawing/2016/5/11/chartex" xmlns:cx6="http://schemas.microsoft.com/office/drawing/2016/5/12/chartex" xmlns:cx7="http://schemas.microsoft.com/office/drawing/2016/5/13/chartex" xmlns:cx8="http://schemas.microsoft.com/office/drawing/2016/5/14/chartex" xmlns:mc="http://schemas.openxmlformats.org/markup-compatibility/2006" xmlns:aink="http://schemas.microsoft.com/office/drawing/2016/ink" xmlns:am3d="http://schemas.microsoft.com/office/drawing/2017/model3d" xmlns:o="urn:schemas-microsoft-com:office:office" xmlns:oel="http://schemas.microsoft.com/office/2019/extlst" xmlns:r="http://schemas.openxmlformats.org/officeDocument/2006/relationships" xmlns:m="http://schemas.openxmlformats.org/officeDocument/2006/math" xmlns:v="urn:schemas-microsoft-com:vml" xmlns:wp14="http://schemas.microsoft.com/office/word/2010/wordprocessingDrawing" xmlns:wp="http://schemas.openxmlformats.org/drawingml/2006/wordprocessingDrawing" xmlns:w10="urn:schemas-microsoft-com:office:word" xmlns:w="http://schemas.openxmlformats.org/wordprocessingml/2006/main" xmlns:w14="http://schemas.microsoft.com/office/word/2010/wordml" xmlns:w15="http://schemas.microsoft.com/office/word/2012/wordml" xmlns:w16cex="http://schemas.microsoft.com/office/word/2018/wordml/cex" xmlns:w16cid="http://schemas.microsoft.com/office/word/2016/wordml/cid" xmlns:w16="http://schemas.microsoft.com/office/word/2018/wordml" xmlns:w16sdtdh="http://schemas.microsoft.com/office/word/2020/wordml/sdtdatahash" xmlns:w16se="http://schemas.microsoft.com/office/word/2015/wordml/symex" xmlns:wpg="http://schemas.microsoft.com/office/word/2010/wordprocessingGroup" xmlns:wpi="http://schemas.microsoft.com/office/word/2010/wordprocessingInk" xmlns:wne="http://schemas.microsoft.com/office/word/2006/wordml" xmlns:wps="http://schemas.microsoft.com/office/word/2010/wordprocessingShape" mc:Ignorable="w14 w15 w16se w16cid w16 w16cex w16sdtdh wp14">
+<w:hdr xmlns:wpc="http://schemas.microsoft.com/office/word/2010/wordprocessingCanvas" xmlns:cx="http://schemas.microsoft.com/office/drawing/2014/chartex" xmlns:cx1="http://schemas.microsoft.com/office/drawing/2015/9/8/chartex" xmlns:cx2="http://schemas.microsoft.com/office/drawing/2015/10/21/chartex" xmlns:cx3="http://schemas.microsoft.com/office/drawing/2016/5/9/chartex" xmlns:cx4="http://schemas.microsoft.com/office/drawing/2016/5/10/chartex" xmlns:cx5="http://schemas.microsoft.com/office/drawing/2016/5/11/chartex" xmlns:cx6="http://schemas.microsoft.com/office/drawing/2016/5/12/chartex" xmlns:cx7="http://schemas.microsoft.com/office/drawing/2016/5/13/chartex" xmlns:cx8="http://schemas.microsoft.com/office/drawing/2016/5/14/chartex" xmlns:mc="http://schemas.openxmlformats.org/markup-compatibility/2006" xmlns:aink="http://schemas.microsoft.com/office/drawing/2016/ink" xmlns:am3d="http://schemas.microsoft.com/office/drawing/2017/model3d" xmlns:o="urn:schemas-microsoft-com:office:office" xmlns:oel="http://schemas.microsoft.com/office/2019/extlst" xmlns:r="http://schemas.openxmlformats.org/officeDocument/2006/relationships" xmlns:m="http://schemas.openxmlformats.org/officeDocument/2006/math" xmlns:v="urn:schemas-microsoft-com:vml" xmlns:wp14="http://schemas.microsoft.com/office/word/2010/wordprocessingDrawing" xmlns:wp="http://schemas.openxmlformats.org/drawingml/2006/wordprocessingDrawing" xmlns:w10="urn:schemas-microsoft-com:office:word" xmlns:w="http://schemas.openxmlformats.org/wordprocessingml/2006/main" xmlns:w14="http://schemas.microsoft.com/office/word/2010/wordml" xmlns:w15="http://schemas.microsoft.com/office/word/2012/wordml" xmlns:w16cex="http://schemas.microsoft.com/office/word/2018/wordml/cex" xmlns:w16cid="http://schemas.microsoft.com/office/word/2016/wordml/cid" xmlns:w16="http://schemas.microsoft.com/office/word/2018/wordml" xmlns:w16du="http://schemas.microsoft.com/office/word/2023/wordml/word16du" xmlns:w16sdtdh="http://schemas.microsoft.com/office/word/2020/wordml/sdtdatahash" xmlns:w16sdtfl="http://schemas.microsoft.com/office/word/2024/wordml/sdtformatlock" xmlns:w16se="http://schemas.microsoft.com/office/word/2015/wordml/symex" xmlns:wpg="http://schemas.microsoft.com/office/word/2010/wordprocessingGroup" xmlns:wpi="http://schemas.microsoft.com/office/word/2010/wordprocessingInk" xmlns:wne="http://schemas.microsoft.com/office/word/2006/wordml" xmlns:wps="http://schemas.microsoft.com/office/word/2010/wordprocessingShape" mc:Ignorable="w14 w15 w16se w16cid w16 w16cex w16sdtdh w16sdtfl w16du wp14">
   <w:p>
     <w:pPr>
       <w:pStyle w:val="Header"/>
@@ -31625,7 +31909,7 @@
 </file>
 
 <file path=word/styles.xml><?xml version="1.0" encoding="utf-8"?>
-<w:styles xmlns:mc="http://schemas.openxmlformats.org/markup-compatibility/2006" xmlns:r="http://schemas.openxmlformats.org/officeDocument/2006/relationships" xmlns:w="http://schemas.openxmlformats.org/wordprocessingml/2006/main" xmlns:w14="http://schemas.microsoft.com/office/word/2010/wordml" xmlns:w15="http://schemas.microsoft.com/office/word/2012/wordml" xmlns:w16cex="http://schemas.microsoft.com/office/word/2018/wordml/cex" xmlns:w16cid="http://schemas.microsoft.com/office/word/2016/wordml/cid" xmlns:w16="http://schemas.microsoft.com/office/word/2018/wordml" xmlns:w16sdtdh="http://schemas.microsoft.com/office/word/2020/wordml/sdtdatahash" xmlns:w16se="http://schemas.microsoft.com/office/word/2015/wordml/symex" mc:Ignorable="w14 w15 w16se w16cid w16 w16cex w16sdtdh">
+<w:styles xmlns:mc="http://schemas.openxmlformats.org/markup-compatibility/2006" xmlns:r="http://schemas.openxmlformats.org/officeDocument/2006/relationships" xmlns:w="http://schemas.openxmlformats.org/wordprocessingml/2006/main" xmlns:w14="http://schemas.microsoft.com/office/word/2010/wordml" xmlns:w15="http://schemas.microsoft.com/office/word/2012/wordml" xmlns:w16cex="http://schemas.microsoft.com/office/word/2018/wordml/cex" xmlns:w16cid="http://schemas.microsoft.com/office/word/2016/wordml/cid" xmlns:w16="http://schemas.microsoft.com/office/word/2018/wordml" xmlns:w16du="http://schemas.microsoft.com/office/word/2023/wordml/word16du" xmlns:w16sdtdh="http://schemas.microsoft.com/office/word/2020/wordml/sdtdatahash" xmlns:w16sdtfl="http://schemas.microsoft.com/office/word/2024/wordml/sdtformatlock" xmlns:w16se="http://schemas.microsoft.com/office/word/2015/wordml/symex" mc:Ignorable="w14 w15 w16se w16cid w16 w16cex w16sdtdh w16sdtfl w16du">
   <w:docDefaults>
     <w:rPrDefault>
       <w:rPr>
